--- a/document_templates/Contracts/individual_business/with_pledge/contract_individual_business_with_pledge.docx
+++ b/document_templates/Contracts/individual_business/with_pledge/contract_individual_business_with_pledge.docx
@@ -448,8 +448,6 @@
         </w:rPr>
         <w:t xml:space="preserve"> </w:t>
       </w:r>
-      <w:bookmarkStart w:id="6" w:name="_GoBack"/>
-      <w:bookmarkEnd w:id="6"/>
       <w:r>
         <w:rPr>
           <w:rFonts w:hint="default" w:ascii="Times New Roman" w:hAnsi="Times New Roman" w:cs="Times New Roman"/>
@@ -5518,7 +5516,9 @@
           <w:szCs w:val="24"/>
         </w:rPr>
       </w:pPr>
-      <w:r>
+    </w:p>
+    <w:p>
+      <w:pPr>
         <w:rPr>
           <w:rFonts w:hint="default" w:ascii="Times New Roman" w:hAnsi="Times New Roman" w:cs="Times New Roman"/>
           <w:bCs/>
@@ -5526,8 +5526,7 @@
           <w:sz w:val="24"/>
           <w:szCs w:val="24"/>
         </w:rPr>
-        <w:t xml:space="preserve">Head Crédit                                                           </w:t>
-      </w:r>
+      </w:pPr>
       <w:r>
         <w:rPr>
           <w:rFonts w:hint="default" w:ascii="Times New Roman" w:hAnsi="Times New Roman" w:cs="Times New Roman"/>
@@ -5535,9 +5534,8 @@
           <w:iCs/>
           <w:sz w:val="24"/>
           <w:szCs w:val="24"/>
-          <w:lang w:val="en-US"/>
-        </w:rPr>
-        <w:tab/>
+        </w:rPr>
+        <w:t xml:space="preserve">Responsable du Département Crédit                                   </w:t>
       </w:r>
       <w:r>
         <w:rPr>
@@ -5546,9 +5544,9 @@
           <w:iCs/>
           <w:sz w:val="24"/>
           <w:szCs w:val="24"/>
-          <w:lang w:val="en-US"/>
-        </w:rPr>
-        <w:tab/>
+          <w:lang w:val="fr-FR"/>
+        </w:rPr>
+        <w:t xml:space="preserve">  </w:t>
       </w:r>
       <w:r>
         <w:rPr>
@@ -5560,6 +5558,8 @@
         </w:rPr>
         <w:t>Responsable juridique</w:t>
       </w:r>
+      <w:bookmarkStart w:id="6" w:name="_GoBack"/>
+      <w:bookmarkEnd w:id="6"/>
     </w:p>
     <w:p>
       <w:pPr>

--- a/document_templates/Contracts/individual_business/with_pledge/contract_individual_business_with_pledge.docx
+++ b/document_templates/Contracts/individual_business/with_pledge/contract_individual_business_with_pledge.docx
@@ -271,8 +271,10 @@
           <w:sz w:val="24"/>
           <w:szCs w:val="24"/>
         </w:rPr>
-        <w:t>, Head Crédit</w:t>
-      </w:r>
+        <w:t>, Responsable du Département Crédit</w:t>
+      </w:r>
+      <w:bookmarkStart w:id="6" w:name="_GoBack"/>
+      <w:bookmarkEnd w:id="6"/>
       <w:r>
         <w:rPr>
           <w:rFonts w:hint="default" w:ascii="Times New Roman" w:hAnsi="Times New Roman" w:cs="Times New Roman"/>
@@ -5558,8 +5560,6 @@
         </w:rPr>
         <w:t>Responsable juridique</w:t>
       </w:r>
-      <w:bookmarkStart w:id="6" w:name="_GoBack"/>
-      <w:bookmarkEnd w:id="6"/>
     </w:p>
     <w:p>
       <w:pPr>
